--- a/src/assets/NShport_CV_2025.docx
+++ b/src/assets/NShport_CV_2025.docx
@@ -318,7 +318,7 @@
                 <w:szCs w:val="16"/>
                 <w:rtl w:val="0"/>
               </w:rPr>
-              <w:t xml:space="preserve">2021-Present</w:t>
+              <w:t xml:space="preserve">06/2021-Present</w:t>
             </w:r>
             <w:r>
               <w:rPr>
@@ -583,7 +583,7 @@
                 <w:szCs w:val="16"/>
                 <w:rtl w:val="0"/>
               </w:rPr>
-              <w:t xml:space="preserve">2018 - 2021</w:t>
+              <w:t xml:space="preserve">01/2018 - 06/2021</w:t>
             </w:r>
             <w:r>
               <w:rPr>
@@ -711,7 +711,7 @@
                 <w:szCs w:val="16"/>
                 <w:rtl w:val="0"/>
               </w:rPr>
-              <w:t xml:space="preserve">—2020 - 2021</w:t>
+              <w:t xml:space="preserve">—12/2020 - 06/2021</w:t>
             </w:r>
             <w:r>
               <w:rPr>
@@ -801,7 +801,7 @@
                 <w:szCs w:val="16"/>
                 <w:rtl w:val="0"/>
               </w:rPr>
-              <w:t xml:space="preserve">— 2019 - 2025</w:t>
+              <w:t xml:space="preserve">— 05/2019 - 08/2025</w:t>
             </w:r>
             <w:r>
               <w:rPr>
@@ -942,7 +942,7 @@
                 <w:szCs w:val="16"/>
                 <w:rtl w:val="0"/>
               </w:rPr>
-              <w:t xml:space="preserve">2019 - 2020</w:t>
+              <w:t xml:space="preserve">08/2019 - 02/2020</w:t>
             </w:r>
             <w:r>
               <w:rPr>
@@ -1109,7 +1109,7 @@
                 <w:szCs w:val="16"/>
                 <w:rtl w:val="0"/>
               </w:rPr>
-              <w:t xml:space="preserve">2002 - 2008</w:t>
+              <w:t xml:space="preserve">04/2002 - 12/2008</w:t>
             </w:r>
             <w:r>
               <w:rPr>
@@ -1313,7 +1313,7 @@
                 <w:szCs w:val="16"/>
                 <w:rtl w:val="0"/>
               </w:rPr>
-              <w:t xml:space="preserve">2001 - 2002</w:t>
+              <w:t xml:space="preserve">01/2001 - 04/2002</w:t>
             </w:r>
             <w:r>
               <w:rPr>
@@ -1469,7 +1469,7 @@
                 <w:szCs w:val="16"/>
                 <w:rtl w:val="0"/>
               </w:rPr>
-              <w:t xml:space="preserve">1996 - 2000</w:t>
+              <w:t xml:space="preserve">06/1996 - 12/2000</w:t>
             </w:r>
             <w:r>
               <w:rPr>
@@ -1599,7 +1599,7 @@
                 <w:szCs w:val="16"/>
                 <w:rtl w:val="0"/>
               </w:rPr>
-              <w:t xml:space="preserve">1990 - 1995</w:t>
+              <w:t xml:space="preserve">09/1990 - 06/1995</w:t>
             </w:r>
             <w:r>
               <w:rPr>
